--- a/az/stories/albrecht-durer.docx
+++ b/az/stories/albrecht-durer.docx
@@ -4,199 +4,218 @@
   <w:body>
     <w:p>
       <w:pPr>
-        <w:pStyle w:val="Heading1"/>
+        <w:spacing w:before="0" w:after="60"/>
+        <w:jc w:val="left"/>
       </w:pPr>
       <w:r>
+        <w:rPr>
+          <w:rFonts w:ascii="Arial" w:hAnsi="Arial" w:eastAsia="Arial"/>
+          <w:i w:val="0"/>
+          <w:color w:val="000000"/>
+          <w:sz w:val="52"/>
+        </w:rPr>
         <w:t>Albrecht Dürer</w:t>
       </w:r>
     </w:p>
     <w:p>
       <w:pPr>
-        <w:ind w:firstLine="425"/>
-        <w:jc w:val="both"/>
+        <w:jc w:val="left"/>
       </w:pPr>
       <w:r>
         <w:rPr>
-          <w:rFonts w:ascii="Times New Roman" w:hAnsi="Times New Roman" w:cs="Times New Roman"/>
-          <w:b w:val="0"/>
+          <w:rFonts w:ascii="Arial" w:hAnsi="Arial" w:eastAsia="Arial"/>
           <w:i w:val="0"/>
-          <w:sz w:val="24"/>
+          <w:color w:val="000000"/>
+          <w:sz w:val="22"/>
         </w:rPr>
-        <w:t>Nürnberq yaxınlığındakı balaca bir kənddə on uşaqlı bir ailə yaşayırdı. Ailəni dolandırmaq üçün ata gündə on səkkiz saat işləməli olurdu. Bu çarəsiz vəziyyətə baxmayaraq, ailənin ən böyük iki oğlu — Albrecht və Albert — tanınmış rəssam olmaq xəyalı ilə yaşayırdı. Lakin onlar dərk edirdilər ki, atalarının hər ikisini eyni vaxtda oxutmağa imkanı yoxdur.</w:t>
+        <w:t>Nürnberq yaxınlığındakı kiçik bir kənddə on uşaqlı bir ailə yaşayırdı. Ailəni dolandırmaq üçün ata gündə on səkkiz saat işləyirdi. Bütün çətinliklərə baxmayaraq, böyük oğullar Albrecht və Albert tanınmış rəssam olmaq arzusu ilə yaşayırdılar. Lakin atalarının hər ikisini eyni vaxtda oxutmağa imkanı olmadığını anlayırdılar.</w:t>
       </w:r>
     </w:p>
     <w:p>
       <w:pPr>
-        <w:ind w:firstLine="425"/>
-        <w:jc w:val="both"/>
+        <w:jc w:val="left"/>
       </w:pPr>
       <w:r>
         <w:rPr>
-          <w:rFonts w:ascii="Times New Roman" w:hAnsi="Times New Roman" w:cs="Times New Roman"/>
-          <w:b w:val="0"/>
+          <w:rFonts w:ascii="Arial" w:hAnsi="Arial" w:eastAsia="Arial"/>
           <w:i w:val="0"/>
-          <w:sz w:val="24"/>
+          <w:color w:val="000000"/>
+          <w:sz w:val="22"/>
         </w:rPr>
-        <w:t>Şam işığı altında apardıqları uzun müzakirələrdən sonra qardaşlar püşk atmağa qərar verdilər. Şərt sadə idi: püşkü udan Nürnberqdəki akademiyaya gedəcək, uduzan isə yaxınlıqdakı mədəndə işləyib ona maddi dayaq olacaqdı. Dörd ildən sonra yerlərini dəyişəcəkdilər.</w:t>
+        <w:t>Şam işığında apardıqları uzun söhbətlərdən sonra qardaşlar püşk atmağa qərar verdilər. Püşkü udan Nürnberqdəki akademiyada təhsil alacaq, digəri isə yaxınlıqdakı mədəndə işləyib ona maddi dayaq olacaqdı. Dörd ildən sonra yerlərini dəyişəcəkdilər.</w:t>
       </w:r>
     </w:p>
     <w:p>
       <w:pPr>
-        <w:ind w:firstLine="425"/>
-        <w:jc w:val="both"/>
+        <w:jc w:val="left"/>
       </w:pPr>
       <w:r>
         <w:rPr>
-          <w:rFonts w:ascii="Times New Roman" w:hAnsi="Times New Roman" w:cs="Times New Roman"/>
-          <w:b w:val="0"/>
+          <w:rFonts w:ascii="Arial" w:hAnsi="Arial" w:eastAsia="Arial"/>
           <w:i w:val="0"/>
-          <w:sz w:val="24"/>
+          <w:color w:val="000000"/>
+          <w:sz w:val="22"/>
         </w:rPr>
-        <w:t>Püşkü Albrecht Dürer qazandı. Qərara uyğun olaraq o, akademiyaya yollandı, Albert isə mədəndə işə başladı.</w:t>
+        <w:t>Püşkü Albrecht qazandı. O, akademiyaya yollandı, Albert isə mədəndə işə başladı.</w:t>
       </w:r>
     </w:p>
     <w:p>
       <w:pPr>
-        <w:ind w:firstLine="425"/>
-        <w:jc w:val="both"/>
+        <w:jc w:val="left"/>
       </w:pPr>
       <w:r>
         <w:rPr>
-          <w:rFonts w:ascii="Times New Roman" w:hAnsi="Times New Roman" w:cs="Times New Roman"/>
-          <w:b w:val="0"/>
+          <w:rFonts w:ascii="Arial" w:hAnsi="Arial" w:eastAsia="Arial"/>
           <w:i w:val="0"/>
-          <w:sz w:val="24"/>
+          <w:color w:val="000000"/>
+          <w:sz w:val="22"/>
         </w:rPr>
-        <w:t>Növbəti dörd il ərzində qardaşlardan biri rəsm çəkməklə məşğul oldu, digəri mədənin dərinliklərində çalışdı. Albrechtin əsərləri tezliklə böyük maraq doğurdu; onun işlərinin, hətta müəllimlərinin əksəriyyətinin yaradıcılığından daha güclü olduğu deyilirdi.</w:t>
+        <w:t>Dörd il boyunca qardaşlardan biri rəssamlıqla məşğul oldu, digəri isə mədənin dərinliklərində çalışdı. Albrechtin əsərləri tezliklə böyük maraq doğurdu; hətta onun işlərinin bir çox müəlliminin əsərlərindən daha güclü olduğu deyilirdi.</w:t>
       </w:r>
     </w:p>
     <w:p>
       <w:pPr>
-        <w:ind w:firstLine="425"/>
-        <w:jc w:val="both"/>
+        <w:jc w:val="left"/>
       </w:pPr>
       <w:r>
         <w:rPr>
-          <w:rFonts w:ascii="Times New Roman" w:hAnsi="Times New Roman" w:cs="Times New Roman"/>
-          <w:b w:val="0"/>
+          <w:rFonts w:ascii="Arial" w:hAnsi="Arial" w:eastAsia="Arial"/>
           <w:i w:val="0"/>
-          <w:sz w:val="24"/>
+          <w:color w:val="000000"/>
+          <w:sz w:val="22"/>
         </w:rPr>
-        <w:t>Təhsilini tamamlayanda Albrecht artıq kifayət qədər gəlir əldə edirdi. Dörd il başa çatandan sonra o, sevinclə evinə qayıtdı və qardaşına üzünü tutub dedi:</w:t>
+        <w:t>Təhsilini başa vuranda Albrecht artıq yaxşı gəlir qazanırdı. Sevinclə evə qayıdıb qardaşına dedi:</w:t>
       </w:r>
     </w:p>
     <w:p>
       <w:pPr>
-        <w:ind w:firstLine="425"/>
-        <w:jc w:val="both"/>
+        <w:jc w:val="left"/>
       </w:pPr>
       <w:r>
         <w:rPr>
-          <w:rFonts w:ascii="Times New Roman" w:hAnsi="Times New Roman" w:cs="Times New Roman"/>
-          <w:b w:val="0"/>
+          <w:rFonts w:ascii="Arial" w:hAnsi="Arial" w:eastAsia="Arial"/>
           <w:i w:val="0"/>
-          <w:sz w:val="24"/>
+          <w:color w:val="000000"/>
+          <w:sz w:val="22"/>
         </w:rPr>
-        <w:t>— Əziz qardaşım, indi növbə sənindir. Get, xəyallarını gerçəkləşdir; bu dəfə mən sənə dayaq olaram.</w:t>
+        <w:t>— Əziz qardaşım, indi növbə sənindir. Get, arzunu gerçəkləşdir; bu dəfə mən sənə dayaq olacağam.</w:t>
       </w:r>
     </w:p>
     <w:p>
       <w:pPr>
-        <w:ind w:firstLine="425"/>
-        <w:jc w:val="both"/>
+        <w:jc w:val="left"/>
       </w:pPr>
       <w:r>
         <w:rPr>
-          <w:rFonts w:ascii="Times New Roman" w:hAnsi="Times New Roman" w:cs="Times New Roman"/>
-          <w:b w:val="0"/>
+          <w:rFonts w:ascii="Arial" w:hAnsi="Arial" w:eastAsia="Arial"/>
           <w:i w:val="0"/>
-          <w:sz w:val="24"/>
+          <w:color w:val="000000"/>
+          <w:sz w:val="22"/>
         </w:rPr>
-        <w:t>Lakin Albertin arzusu gerçəkləşmədi. O, əllərini qardaşına uzadaraq astaca dedi:</w:t>
+        <w:t>Albert əllərini ona uzadıb sakit səslə cavab verdi:</w:t>
       </w:r>
     </w:p>
     <w:p>
       <w:pPr>
-        <w:ind w:firstLine="425"/>
-        <w:jc w:val="both"/>
+        <w:jc w:val="left"/>
       </w:pPr>
       <w:r>
         <w:rPr>
-          <w:rFonts w:ascii="Times New Roman" w:hAnsi="Times New Roman" w:cs="Times New Roman"/>
-          <w:b w:val="0"/>
+          <w:rFonts w:ascii="Arial" w:hAnsi="Arial" w:eastAsia="Arial"/>
           <w:i w:val="0"/>
-          <w:sz w:val="24"/>
+          <w:color w:val="000000"/>
+          <w:sz w:val="22"/>
         </w:rPr>
-        <w:t>— Yox, qardaşım. Mən artıq Nürnberqə gedə bilmərəm, çox gecdir. Bax, bu dörd ildə mədən əllərimi, hər barmağımı necə əzdi. Mən artıq rəsm çəkə bilmərəm.</w:t>
+        <w:t>— Yox, qardaşım, artıq çox gecdir. Bu dörd ildə mədən əllərimi, hər barmağımı əzib. Mən daha rəsm çəkə bilmərəm.</w:t>
       </w:r>
     </w:p>
     <w:p>
       <w:pPr>
-        <w:ind w:firstLine="425"/>
-        <w:jc w:val="both"/>
+        <w:jc w:val="left"/>
       </w:pPr>
       <w:r>
         <w:rPr>
-          <w:rFonts w:ascii="Times New Roman" w:hAnsi="Times New Roman" w:cs="Times New Roman"/>
-          <w:b w:val="0"/>
+          <w:rFonts w:ascii="Arial" w:hAnsi="Arial" w:eastAsia="Arial"/>
           <w:i w:val="0"/>
-          <w:sz w:val="24"/>
+          <w:color w:val="000000"/>
+          <w:sz w:val="22"/>
         </w:rPr>
-        <w:t>Albrecht sevimli qardaşının əllərini ovuclarının arasına aldı və göz yaşlarına boğuldu.</w:t>
+        <w:t>Albrecht qardaşının əllərini ovuclarına aldı və göz yaşlarına boğuldu.</w:t>
       </w:r>
     </w:p>
     <w:p>
       <w:pPr>
-        <w:ind w:firstLine="425"/>
-        <w:jc w:val="both"/>
+        <w:jc w:val="left"/>
       </w:pPr>
       <w:r>
         <w:rPr>
-          <w:rFonts w:ascii="Times New Roman" w:hAnsi="Times New Roman" w:cs="Times New Roman"/>
-          <w:b w:val="0"/>
+          <w:rFonts w:ascii="Arial" w:hAnsi="Arial" w:eastAsia="Arial"/>
           <w:i w:val="0"/>
-          <w:sz w:val="24"/>
+          <w:color w:val="000000"/>
+          <w:sz w:val="22"/>
         </w:rPr>
-        <w:t>Əsrlər ötsə də, Albrecht Dürerin (21.05.1471 – 06.04.1528) əsərləri bu gün də dünyanın ən nüfuzlu rəsm qalereyalarında nümayiş olunur. Onun qardaşına həsr etdiyi məşhur əsər dünyada «Dua edən əllər» adı ilə tanınır və hazırda Vyanadakı «Albertina» qalereyasında saxlanılır.</w:t>
+        <w:t>Əsrlər keçsə də, Albrecht Dürerin (1471–1528) əsərləri dünyanın nüfuzlu qalereyalarında nümayiş olunur. Qardaşının fədakarlığı ilə əlaqələndirilən məşhur rəsmi “Dua edən əllər” adı ilə tanınır.</w:t>
       </w:r>
     </w:p>
     <w:p>
       <w:pPr>
-        <w:spacing w:after="40"/>
-      </w:pPr>
-    </w:p>
-    <w:p>
-      <w:pPr>
+        <w:pStyle w:val="Moral"/>
+        <w:keepNext/>
+        <w:keepLines/>
+        <w:widowControl/>
+        <w:spacing w:before="240" w:after="180" w:line="283" w:lineRule="auto"/>
+        <w:ind w:left="240" w:right="240"/>
+        <w:jc w:val="left"/>
         <w:pBdr>
-          <w:top w:val="single" w:sz="4" w:space="6" w:color="D9C7A3"/>
-          <w:left w:val="single" w:sz="24" w:space="12" w:color="B8860B"/>
-          <w:bottom w:val="single" w:sz="4" w:space="6" w:color="D9C7A3"/>
-          <w:right w:val="single" w:sz="4" w:space="10" w:color="D9C7A3"/>
+          <w:top w:val="single" w:sz="8" w:space="7" w:color="E8D59A"/>
+          <w:left w:val="single" w:sz="32" w:space="11" w:color="C6A23A"/>
+          <w:bottom w:val="single" w:sz="8" w:space="7" w:color="E8D59A"/>
+          <w:right w:val="single" w:sz="8" w:space="11" w:color="E8D59A"/>
         </w:pBdr>
-        <w:shd w:val="clear" w:color="auto" w:fill="FBF6EA"/>
-        <w:spacing w:before="0" w:after="60"/>
-        <w:ind w:left="227" w:right="113"/>
-        <w:jc w:val="both"/>
+        <w:shd w:val="clear" w:color="auto" w:fill="FFF8E1"/>
       </w:pPr>
       <w:r>
         <w:rPr>
-          <w:rFonts w:ascii="Times New Roman" w:hAnsi="Times New Roman" w:cs="Times New Roman"/>
+          <w:rFonts w:ascii="Arial" w:hAnsi="Arial" w:eastAsia="Arial" w:cs="Arial"/>
+          <w:b/>
+          <w:i w:val="0"/>
+          <w:color w:val="9A7417"/>
+          <w:sz w:val="22"/>
+        </w:rPr>
+        <w:t xml:space="preserve">İbrət: </w:t>
+      </w:r>
+      <w:r>
+        <w:rPr>
+          <w:rFonts w:ascii="Arial" w:hAnsi="Arial" w:eastAsia="Arial" w:cs="Arial"/>
           <w:b w:val="0"/>
-          <w:i/>
-          <w:color w:val="333333"/>
-          <w:sz w:val="24"/>
+          <w:i w:val="0"/>
+          <w:color w:val="3F3826"/>
+          <w:sz w:val="22"/>
         </w:rPr>
-        <w:t>Hər uğurun arxasında görünməyən bir fədakarlıq dayanır. O fədakarlığı görüb qiymətləndirmək insanlığın ən gözəl əlamətidir.</w:t>
+        <w:t>Hər uğurun arxasında çox vaxt görünməyən bir fədakarlıq dayanır. O fədakarlığı görmək və qiymətləndirmək insanlığın ən gözəl əlamətlərindəndir.</w:t>
       </w:r>
     </w:p>
     <w:p>
       <w:pPr>
-        <w:spacing w:after="120"/>
+        <w:keepLines/>
+        <w:widowControl/>
+        <w:spacing w:before="60" w:after="0" w:line="240" w:lineRule="auto"/>
+        <w:jc w:val="right"/>
       </w:pPr>
+      <w:r>
+        <w:rPr>
+          <w:rFonts w:ascii="Arial" w:hAnsi="Arial" w:eastAsia="Arial" w:cs="Arial"/>
+          <w:b w:val="0"/>
+          <w:i/>
+          <w:color w:val="8A7950"/>
+          <w:sz w:val="17"/>
+        </w:rPr>
+        <w:t>Hekayə açıq İnternet mənbələrindən əldə olunub.</w:t>
+      </w:r>
     </w:p>
     <w:sectPr>
       <w:pgSz w:w="12240" w:h="15840"/>
-      <w:pgMar w:top="1417" w:right="1417" w:bottom="1417" w:left="1417" w:header="720" w:footer="720" w:gutter="0"/>
+      <w:pgMar w:top="1440" w:right="1440" w:bottom="1440" w:left="1440" w:header="708" w:footer="708" w:gutter="0"/>
       <w:cols w:space="720"/>
       <w:docGrid w:linePitch="360"/>
     </w:sectPr>
@@ -568,12 +587,12 @@
     <w:qFormat/>
     <w:rsid w:val="00FC693F"/>
     <w:pPr>
-      <w:spacing w:line="276" w:lineRule="auto" w:after="120" w:before="0"/>
-      <w:jc w:val="both"/>
+      <w:spacing w:before="0" w:after="160" w:line="276" w:lineRule="auto"/>
     </w:pPr>
     <w:rPr>
-      <w:rFonts w:ascii="Times New Roman" w:hAnsi="Times New Roman" w:cs="Times New Roman"/>
-      <w:sz w:val="24"/>
+      <w:rFonts w:ascii="Arial" w:hAnsi="Arial" w:eastAsia="Arial"/>
+      <w:color w:val="000000"/>
+      <w:sz w:val="22"/>
     </w:rPr>
   </w:style>
   <w:style w:type="paragraph" w:styleId="Header">
@@ -631,17 +650,15 @@
     <w:pPr>
       <w:keepNext/>
       <w:keepLines/>
-      <w:spacing w:before="360" w:after="160"/>
-      <w:jc w:val="left"/>
+      <w:spacing w:before="480" w:after="0"/>
       <w:outlineLvl w:val="0"/>
     </w:pPr>
     <w:rPr>
-      <w:rFonts w:asciiTheme="majorHAnsi" w:eastAsiaTheme="majorEastAsia" w:hAnsiTheme="majorHAnsi" w:cstheme="majorBidi" w:ascii="Times New Roman" w:hAnsi="Times New Roman" w:cs="Times New Roman"/>
+      <w:rFonts w:asciiTheme="majorHAnsi" w:eastAsiaTheme="majorEastAsia" w:hAnsiTheme="majorHAnsi" w:cstheme="majorBidi"/>
       <w:b/>
       <w:bCs/>
-      <w:i w:val="0"/>
-      <w:color w:val="1F1F1F"/>
-      <w:sz w:val="30"/>
+      <w:color w:val="365F91" w:themeColor="accent1" w:themeShade="BF"/>
+      <w:sz w:val="28"/>
       <w:szCs w:val="28"/>
     </w:rPr>
   </w:style>
@@ -12259,6 +12276,18 @@
         <w:shd w:val="clear" w:color="auto" w:fill="FBCAA2" w:themeFill="accent6" w:themeFillTint="7F"/>
       </w:tcPr>
     </w:tblStylePr>
+  </w:style>
+  <w:style w:type="paragraph" w:customStyle="1" w:styleId="Moral">
+    <w:name w:val="Moral"/>
+    <w:basedOn w:val="Normal"/>
+    <w:pPr>
+      <w:spacing w:before="160" w:after="0" w:line="276" w:lineRule="auto"/>
+    </w:pPr>
+    <w:rPr>
+      <w:rFonts w:ascii="Arial" w:hAnsi="Arial" w:eastAsia="Arial"/>
+      <w:i/>
+      <w:sz w:val="22"/>
+    </w:rPr>
   </w:style>
 </w:styles>
 </file>
